--- a/2_sem/PiRBiHD/prak2/ИКМО_03_25_ФомичевРА_Практическая2.docx
+++ b/2_sem/PiRBiHD/prak2/ИКМО_03_25_ФомичевРА_Практическая2.docx
@@ -53,7 +53,7 @@
                 <w:lang w:eastAsia="ru-RU"/>
               </w:rPr>
               <w:drawing>
-                <wp:inline distT="0" distB="0" distL="0" distR="0" wp14:anchorId="2BE2D30D" wp14:editId="5BF2E5A5">
+                <wp:inline distT="0" distB="0" distL="0" distR="0" wp14:anchorId="2BE2D30D" wp14:editId="41C22DE3">
                   <wp:extent cx="1066800" cy="1066800"/>
                   <wp:effectExtent l="0" t="0" r="0" b="0"/>
                   <wp:docPr id="298370851" name="Рисунок 3"/>
@@ -1569,6 +1569,9 @@
         <w:jc w:val="center"/>
       </w:pPr>
       <w:r>
+        <w:rPr>
+          <w:noProof/>
+        </w:rPr>
         <w:drawing>
           <wp:inline distT="0" distB="0" distL="0" distR="0" wp14:anchorId="786D0CD8" wp14:editId="0A92B0C9">
             <wp:extent cx="2924583" cy="6516009"/>
@@ -2087,6 +2090,7 @@
       </w:pPr>
       <w:r>
         <w:rPr>
+          <w:noProof/>
           <w:lang w:val="en-US"/>
         </w:rPr>
         <w:drawing>
@@ -2159,9 +2163,6 @@
     <w:p>
       <w:pPr>
         <w:ind w:firstLine="708"/>
-        <w:rPr>
-          <w:lang w:val="en-US"/>
-        </w:rPr>
       </w:pPr>
       <w:r>
         <w:t>В рассматриваемом датасете один и тот же товар может:</w:t>
@@ -2223,6 +2224,9 @@
         <w:jc w:val="center"/>
       </w:pPr>
       <w:r>
+        <w:rPr>
+          <w:noProof/>
+        </w:rPr>
         <w:lastRenderedPageBreak/>
         <w:drawing>
           <wp:inline distT="0" distB="0" distL="0" distR="0" wp14:anchorId="3EEE2333" wp14:editId="7A2938A6">
@@ -2297,10 +2301,10 @@
       </w:pPr>
       <w:r>
         <w:drawing>
-          <wp:inline distT="0" distB="0" distL="0" distR="0" wp14:anchorId="63FCECA1" wp14:editId="790ED485">
-            <wp:extent cx="5623560" cy="2232831"/>
-            <wp:effectExtent l="0" t="0" r="0" b="0"/>
-            <wp:docPr id="1952151625" name="Рисунок 1"/>
+          <wp:inline distT="0" distB="0" distL="0" distR="0" wp14:anchorId="4E177F86" wp14:editId="6B128D43">
+            <wp:extent cx="5939790" cy="1878965"/>
+            <wp:effectExtent l="0" t="0" r="3810" b="6985"/>
+            <wp:docPr id="1251717081" name="Рисунок 1"/>
             <wp:cNvGraphicFramePr>
               <a:graphicFrameLocks xmlns:a="http://schemas.openxmlformats.org/drawingml/2006/main" noChangeAspect="1"/>
             </wp:cNvGraphicFramePr>
@@ -2308,11 +2312,11 @@
               <a:graphicData uri="http://schemas.openxmlformats.org/drawingml/2006/picture">
                 <pic:pic xmlns:pic="http://schemas.openxmlformats.org/drawingml/2006/picture">
                   <pic:nvPicPr>
-                    <pic:cNvPr id="343785736" name=""/>
+                    <pic:cNvPr id="1251717081" name=""/>
                     <pic:cNvPicPr/>
                   </pic:nvPicPr>
                   <pic:blipFill>
-                    <a:blip r:embed="rId10"/>
+                    <a:blip r:embed="rId11"/>
                     <a:stretch>
                       <a:fillRect/>
                     </a:stretch>
@@ -2320,7 +2324,7 @@
                   <pic:spPr>
                     <a:xfrm>
                       <a:off x="0" y="0"/>
-                      <a:ext cx="5627122" cy="2234245"/>
+                      <a:ext cx="5939790" cy="1878965"/>
                     </a:xfrm>
                     <a:prstGeom prst="rect">
                       <a:avLst/>
@@ -2342,7 +2346,7 @@
       </w:r>
     </w:p>
     <w:sectPr>
-      <w:headerReference w:type="default" r:id="rId11"/>
+      <w:headerReference w:type="default" r:id="rId12"/>
       <w:pgSz w:w="11906" w:h="16838" w:code="9"/>
       <w:pgMar w:top="1134" w:right="851" w:bottom="1134" w:left="1701" w:header="709" w:footer="709" w:gutter="0"/>
       <w:cols w:space="708"/>
@@ -4471,6 +4475,7 @@
   <w:style w:type="character" w:default="1" w:styleId="a0">
     <w:name w:val="Default Paragraph Font"/>
     <w:uiPriority w:val="1"/>
+    <w:semiHidden/>
     <w:unhideWhenUsed/>
   </w:style>
   <w:style w:type="table" w:default="1" w:styleId="a1">
